--- a/backend/tools/Journal/output/template_test/test_djlit.docx
+++ b/backend/tools/Journal/output/template_test/test_djlit.docx
@@ -70,7 +70,7 @@
           <w:i/>
           <w:sz w:val="18"/>
         </w:rPr>
-        <w:t>University of Technology; Research Institute</w:t>
+        <w:t>Research Institute; University of Technology</w:t>
       </w:r>
     </w:p>
     <w:p>
@@ -184,7 +184,7 @@
           <w:rFonts w:ascii="Times New Roman" w:hAnsi="Times New Roman" w:cs="Times New Roman"/>
           <w:sz w:val="16"/>
         </w:rPr>
-        <w:t>[1] {'authors': 'Vaswani, A. et al.', 'title': 'Attention is All You Need', 'year': '2017', 'venue': 'NeurIPS'}</w:t>
+        <w:t>[1] Vaswani, A. et al. (2017) "Attention is All You Need,".</w:t>
       </w:r>
     </w:p>
     <w:p>
@@ -198,7 +198,7 @@
           <w:rFonts w:ascii="Times New Roman" w:hAnsi="Times New Roman" w:cs="Times New Roman"/>
           <w:sz w:val="16"/>
         </w:rPr>
-        <w:t>[2] {'authors': 'Devlin, J. et al.', 'title': 'BERT: Pre-training of Deep Bidirectional Transformers', 'year': '2018', 'venue': 'NAACL'}</w:t>
+        <w:t>[2] Devlin, J. et al. (2018) "BERT: Pre-training of Deep Bidirectional Transformers,".</w:t>
       </w:r>
     </w:p>
     <w:p>
@@ -212,7 +212,7 @@
           <w:rFonts w:ascii="Times New Roman" w:hAnsi="Times New Roman" w:cs="Times New Roman"/>
           <w:sz w:val="16"/>
         </w:rPr>
-        <w:t>[3] {'authors': 'Brown, T. et al.', 'title': 'Language Models are Few-Shot Learners', 'year': '2020', 'venue': 'NeurIPS'}</w:t>
+        <w:t>[3] Brown, T. et al. (2020) "Language Models are Few-Shot Learners,".</w:t>
       </w:r>
     </w:p>
     <w:p>
@@ -226,7 +226,7 @@
           <w:rFonts w:ascii="Times New Roman" w:hAnsi="Times New Roman" w:cs="Times New Roman"/>
           <w:sz w:val="16"/>
         </w:rPr>
-        <w:t>[4] {'authors': 'Mikolov, T. et al.', 'title': 'Distributed Representations of Words', 'year': '2013', 'venue': 'NeurIPS'}</w:t>
+        <w:t>[4] Mikolov, T. et al. (2013) "Distributed Representations of Words,".</w:t>
       </w:r>
     </w:p>
     <w:p>
@@ -248,7 +248,7 @@
           <w:rFonts w:ascii="Times New Roman" w:hAnsi="Times New Roman" w:cs="Times New Roman"/>
           <w:sz w:val="16"/>
         </w:rPr>
-        <w:t>[5] {'authors': 'Hochreiter, S. et al.', 'title': 'Long Short-Term Memory', 'year': '1997', 'venue': 'Neural Computation'}</w:t>
+        <w:t>[5] Hochreiter, S. et al. (1997) "Long Short-Term Memory,".</w:t>
       </w:r>
     </w:p>
     <w:sectPr>
